--- a/docs/word/PL_Enterprise_ETL_documentation.docx
+++ b/docs/word/PL_Enterprise_ETL_documentation.docx
@@ -23,8 +23,12 @@
     </w:p>
     <w:p>
       <w:r>
+        <w:t>Pipeline Name: PL_Enterprise_ETL</w:t>
         <w:br/>
-        <w:t>Pipeline Name: PL_Enterprise_ETL</w:t>
+        <w:br/>
+        <w:t>Pipeline Parameters: {'LoadType': {'type': 'String', 'defaultValue': 'Incremental'}}</w:t>
+        <w:br/>
+        <w:t>Pipeline Variables: {'CurrentTable': {'type': 'String'}, 'RowsCopied': {'type': 'Integer'}}</w:t>
         <w:br/>
         <w:br/>
         <w:t>Total Activities: 8</w:t>
@@ -294,7 +298,7 @@
           </w:tcPr>
           <w:p>
             <w:r>
-              <w:t>NA</w:t>
+              <w:t>LS_Azure_SQL</w:t>
             </w:r>
           </w:p>
         </w:tc>
@@ -405,6 +409,28 @@
           <w:p>
             <w:r>
               <w:t>NA</w:t>
+            </w:r>
+          </w:p>
+        </w:tc>
+      </w:tr>
+      <w:tr>
+        <w:tc>
+          <w:tcPr>
+            <w:tcW w:type="dxa" w:w="4320"/>
+          </w:tcPr>
+          <w:p>
+            <w:r>
+              <w:t>Parameters</w:t>
+            </w:r>
+          </w:p>
+        </w:tc>
+        <w:tc>
+          <w:tcPr>
+            <w:tcW w:type="dxa" w:w="4320"/>
+          </w:tcPr>
+          <w:p>
+            <w:r>
+              <w:t>{'source': {'type': 'AzureSqlSource', 'sqlReaderQuery': 'SELECT * FROM ETL_Config WHERE IsActive = 1'}, 'dataset': {'referenceName': 'DS_SQL_Source', 'type': 'DatasetReference', 'parameters': {'TableName': 'ETL_Config'}}, 'firstRowOnly': False}</w:t>
             </w:r>
           </w:p>
         </w:tc>
@@ -556,7 +582,7 @@
           </w:tcPr>
           <w:p>
             <w:r>
-              <w:t>LS_Databricks</w:t>
+              <w:t>LS_ADLS,LS_Azure_SQL,LS_Databricks</w:t>
             </w:r>
           </w:p>
         </w:tc>
@@ -666,13 +692,35 @@
           </w:tcPr>
           <w:p>
             <w:r>
+              <w:t>@activity('Lookup_Config').output.value</w:t>
+              <w:br/>
               <w:t>@greater(activity('Copy_SQL_To_ADLS').output.rowsCopied,0)</w:t>
               <w:br/>
+              <w:t>@concat(item().TableName,'.csv')</w:t>
+              <w:br/>
               <w:t>@item().TableName</w:t>
-              <w:br/>
-              <w:t>@activity('Lookup_Config').output.value</w:t>
-              <w:br/>
-              <w:t>@concat(item().TableName,'.csv')</w:t>
+            </w:r>
+          </w:p>
+        </w:tc>
+      </w:tr>
+      <w:tr>
+        <w:tc>
+          <w:tcPr>
+            <w:tcW w:type="dxa" w:w="4320"/>
+          </w:tcPr>
+          <w:p>
+            <w:r>
+              <w:t>Parameters</w:t>
+            </w:r>
+          </w:p>
+        </w:tc>
+        <w:tc>
+          <w:tcPr>
+            <w:tcW w:type="dxa" w:w="4320"/>
+          </w:tcPr>
+          <w:p>
+            <w:r>
+              <w:t>{'items': {'value': "@activity('Lookup_Config').output.value", 'type': 'Expression'}, 'isSequential': False, 'batchCount': 5}</w:t>
             </w:r>
           </w:p>
         </w:tc>
@@ -824,7 +872,7 @@
           </w:tcPr>
           <w:p>
             <w:r>
-              <w:t>NA</w:t>
+              <w:t>LS_ADLS,LS_Azure_SQL</w:t>
             </w:r>
           </w:p>
         </w:tc>
@@ -934,9 +982,31 @@
           </w:tcPr>
           <w:p>
             <w:r>
+              <w:t>@concat(item().TableName,'.csv')</w:t>
+              <w:br/>
               <w:t>@item().TableName</w:t>
-              <w:br/>
-              <w:t>@concat(item().TableName,'.csv')</w:t>
+            </w:r>
+          </w:p>
+        </w:tc>
+      </w:tr>
+      <w:tr>
+        <w:tc>
+          <w:tcPr>
+            <w:tcW w:type="dxa" w:w="4320"/>
+          </w:tcPr>
+          <w:p>
+            <w:r>
+              <w:t>Parameters</w:t>
+            </w:r>
+          </w:p>
+        </w:tc>
+        <w:tc>
+          <w:tcPr>
+            <w:tcW w:type="dxa" w:w="4320"/>
+          </w:tcPr>
+          <w:p>
+            <w:r>
+              <w:t>{'source': {'type': 'SqlSource'}, 'sink': {'type': 'DelimitedTextSink'}}</w:t>
             </w:r>
           </w:p>
         </w:tc>
@@ -1210,6 +1280,28 @@
           </w:tcPr>
           <w:p>
             <w:r>
+              <w:t>Parameters</w:t>
+            </w:r>
+          </w:p>
+        </w:tc>
+        <w:tc>
+          <w:tcPr>
+            <w:tcW w:type="dxa" w:w="4320"/>
+          </w:tcPr>
+          <w:p>
+            <w:r>
+              <w:t>{'notebookPath': '/Shared/EnterpriseNotebook', 'baseParameters': {'TableName': {'value': '@item().TableName', 'type': 'Expression'}}}</w:t>
+            </w:r>
+          </w:p>
+        </w:tc>
+      </w:tr>
+      <w:tr>
+        <w:tc>
+          <w:tcPr>
+            <w:tcW w:type="dxa" w:w="4320"/>
+          </w:tcPr>
+          <w:p>
+            <w:r>
               <w:t>Retry</w:t>
             </w:r>
           </w:p>
@@ -1461,6 +1553,28 @@
           <w:p>
             <w:r>
               <w:t>@greater(activity('Copy_SQL_To_ADLS').output.rowsCopied,0)</w:t>
+            </w:r>
+          </w:p>
+        </w:tc>
+      </w:tr>
+      <w:tr>
+        <w:tc>
+          <w:tcPr>
+            <w:tcW w:type="dxa" w:w="4320"/>
+          </w:tcPr>
+          <w:p>
+            <w:r>
+              <w:t>Parameters</w:t>
+            </w:r>
+          </w:p>
+        </w:tc>
+        <w:tc>
+          <w:tcPr>
+            <w:tcW w:type="dxa" w:w="4320"/>
+          </w:tcPr>
+          <w:p>
+            <w:r>
+              <w:t>{'expression': {'value': "@greater(activity('Copy_SQL_To_ADLS').output.rowsCopied,0)", 'type': 'Expression'}}</w:t>
             </w:r>
           </w:p>
         </w:tc>
@@ -1734,6 +1848,28 @@
           </w:tcPr>
           <w:p>
             <w:r>
+              <w:t>Parameters</w:t>
+            </w:r>
+          </w:p>
+        </w:tc>
+        <w:tc>
+          <w:tcPr>
+            <w:tcW w:type="dxa" w:w="4320"/>
+          </w:tcPr>
+          <w:p>
+            <w:r>
+              <w:t>{'pipeline': {'referenceName': 'PL_PowerBI_Refresh', 'type': 'PipelineReference'}, 'waitOnCompletion': True}</w:t>
+            </w:r>
+          </w:p>
+        </w:tc>
+      </w:tr>
+      <w:tr>
+        <w:tc>
+          <w:tcPr>
+            <w:tcW w:type="dxa" w:w="4320"/>
+          </w:tcPr>
+          <w:p>
+            <w:r>
               <w:t>Retry</w:t>
             </w:r>
           </w:p>
@@ -1996,6 +2132,28 @@
           </w:tcPr>
           <w:p>
             <w:r>
+              <w:t>Parameters</w:t>
+            </w:r>
+          </w:p>
+        </w:tc>
+        <w:tc>
+          <w:tcPr>
+            <w:tcW w:type="dxa" w:w="4320"/>
+          </w:tcPr>
+          <w:p>
+            <w:r>
+              <w:t>{'message': 'No rows copied', 'errorCode': '400'}</w:t>
+            </w:r>
+          </w:p>
+        </w:tc>
+      </w:tr>
+      <w:tr>
+        <w:tc>
+          <w:tcPr>
+            <w:tcW w:type="dxa" w:w="4320"/>
+          </w:tcPr>
+          <w:p>
+            <w:r>
               <w:t>Retry</w:t>
             </w:r>
           </w:p>
@@ -2247,6 +2405,28 @@
           <w:p>
             <w:r>
               <w:t>NA</w:t>
+            </w:r>
+          </w:p>
+        </w:tc>
+      </w:tr>
+      <w:tr>
+        <w:tc>
+          <w:tcPr>
+            <w:tcW w:type="dxa" w:w="4320"/>
+          </w:tcPr>
+          <w:p>
+            <w:r>
+              <w:t>Parameters</w:t>
+            </w:r>
+          </w:p>
+        </w:tc>
+        <w:tc>
+          <w:tcPr>
+            <w:tcW w:type="dxa" w:w="4320"/>
+          </w:tcPr>
+          <w:p>
+            <w:r>
+              <w:t>{'url': 'https://logicapp.azure.com/success', 'method': 'POST', 'body': {'message': 'ADF Enterprise ETL Completed'}}</w:t>
             </w:r>
           </w:p>
         </w:tc>
